--- a/assets/docs/dinh-say.docx
+++ b/assets/docs/dinh-say.docx
@@ -9,19 +9,21 @@
       <w:r>
         <w:rPr>
           <w:b/>
-          <w:color w:val="8B1E1E"/>
           <w:sz w:val="22"/>
         </w:rPr>
         <w:t>TRƯỜNG THPT NHÃ NAM • XÃ NHÃ NAM, TỈNH BẮC NINH</w:t>
-        <w:br/>
       </w:r>
+    </w:p>
+    <w:p>
+      <w:pPr>
+        <w:jc w:val="center"/>
+      </w:pPr>
       <w:r>
         <w:rPr>
-          <w:color w:val="786C5E"/>
-          <w:sz w:val="20"/>
+          <w:b w:val="0"/>
+          <w:sz w:val="22"/>
         </w:rPr>
-        <w:t>CỔNG THÔNG TIN SỐ HÓA DI SẢN VĂN HÓA VÀ LỊCH SỬ ĐỊA PHƯƠNG</w:t>
-        <w:br/>
+        <w:t>Tư liệu giới thiệu di sản văn hóa và lịch sử địa phương</w:t>
       </w:r>
     </w:p>
     <w:p>
@@ -31,7 +33,6 @@
       <w:r>
         <w:rPr>
           <w:b/>
-          <w:color w:val="8B1E1E"/>
           <w:sz w:val="32"/>
         </w:rPr>
         <w:t>ĐÌNH SẬY</w:t>
@@ -44,102 +45,164 @@
       <w:r>
         <w:rPr>
           <w:b/>
-          <w:color w:val="C59B27"/>
-          <w:sz w:val="22"/>
         </w:rPr>
-        <w:t>XẾP HẠNG: DI TÍCH CẤP TỈNH</w:t>
+        <w:t>Xếp hạng: Di tích cấp tỉnh</w:t>
+      </w:r>
+    </w:p>
+    <w:p>
+      <w:r>
+        <w:rPr>
+          <w:b/>
+        </w:rPr>
+        <w:t>I. THÔNG TIN PHÁP LÝ VÀ ĐỊA ĐIỂM</w:t>
       </w:r>
     </w:p>
     <w:p>
       <w:pPr>
-        <w:pStyle w:val="Heading1"/>
+        <w:pStyle w:val="ListBullet"/>
       </w:pPr>
       <w:r>
-        <w:t>I. THÔNG TIN PHÁP LÝ &amp; ĐỊA ĐIỂM</w:t>
+        <w:t>Địa chỉ hiện nay: Thôn Sậy, xã Nhã Nam, tỉnh Bắc Ninh</w:t>
+      </w:r>
+    </w:p>
+    <w:p>
+      <w:pPr>
+        <w:pStyle w:val="ListBullet"/>
+      </w:pPr>
+      <w:r>
+        <w:t>Địa chỉ trước ngày 01/7/2025: Xã Tân Trung, huyện Tân Yên, tỉnh Bắc Giang</w:t>
+      </w:r>
+    </w:p>
+    <w:p>
+      <w:pPr>
+        <w:pStyle w:val="ListBullet"/>
+      </w:pPr>
+      <w:r>
+        <w:t>Quyết định xếp hạng: QĐ số 2315/QĐ-CT, ngày 30/12/2005 của Chủ tịch UBND tỉnh</w:t>
+      </w:r>
+    </w:p>
+    <w:p>
+      <w:pPr>
+        <w:pStyle w:val="ListBullet"/>
+      </w:pPr>
+      <w:r>
+        <w:t>Loại hình di tích: Di tích lịch sử - văn hóa</w:t>
+      </w:r>
+    </w:p>
+    <w:p>
+      <w:pPr>
+        <w:pStyle w:val="ListBullet"/>
+      </w:pPr>
+      <w:r>
+        <w:t>Đối tượng thờ: Đức thánh Cao Sơn, Quý Minh</w:t>
       </w:r>
     </w:p>
     <w:p>
       <w:r>
-        <w:t>• Địa chỉ hiện nay: Thôn Sậy, xã Nhã Nam, tỉnh Bắc Ninh</w:t>
-        <w:br/>
+        <w:rPr>
+          <w:b/>
+        </w:rPr>
+        <w:t>II. TỔNG QUAN</w:t>
       </w:r>
+    </w:p>
+    <w:p>
       <w:r>
-        <w:t>• Địa chỉ trước ngày 01/7/2025: Xã Tân Trung, huyện Tân Yên, tỉnh Bắc Giang</w:t>
-        <w:br/>
+        <w:rPr>
+          <w:b w:val="0"/>
+        </w:rPr>
+        <w:t>Ngôi đình làng cổ truyền của thôn Sậy, nơi thờ Đức thánh Cao Sơn, Quý Minh và lưu giữ lễ hội truyền thống, di tích lịch sử - văn hóa cấp tỉnh.</w:t>
       </w:r>
+    </w:p>
+    <w:p>
       <w:r>
-        <w:t>• Quyết định xếp hạng: QĐ số 2315/QĐ-CT, ngày 30/12/2005 của Chủ tịch UBND tỉnh</w:t>
-        <w:br/>
+        <w:rPr>
+          <w:b/>
+        </w:rPr>
+        <w:t>III. NỘI DUNG GIỚI THIỆU</w:t>
       </w:r>
+    </w:p>
+    <w:p>
       <w:r>
-        <w:t>• Loại hình di tích: Di tích lịch sử - văn hóa</w:t>
-        <w:br/>
+        <w:rPr>
+          <w:b w:val="0"/>
+        </w:rPr>
+        <w:t>Đình Sậy tọa lạc tại thôn Sậy, xã Nhã Nam, tỉnh Bắc Ninh (trước ngày 01/7/2025 thuộc xã Tân Trung, huyện Tân Yên, tỉnh Bắc Giang). Ngôi đình là di sản tâm linh quý giá của bà con thôn Sậy qua nhiều đời.</w:t>
       </w:r>
+    </w:p>
+    <w:p>
       <w:r>
-        <w:t>• Đối tượng thờ phụng: Đức thánh Cao Sơn, Quý Minh</w:t>
-        <w:br/>
+        <w:rPr>
+          <w:b/>
+        </w:rPr>
+        <w:t>IV. Ý NGHĨA LỊCH SỬ VÀ SỰ KIỆN NỔI BẬT</w:t>
       </w:r>
     </w:p>
     <w:p>
       <w:pPr>
-        <w:pStyle w:val="Heading1"/>
+        <w:pStyle w:val="ListBullet"/>
       </w:pPr>
       <w:r>
-        <w:t>II. TỔNG QUAN GIÁ TRỊ LỊCH SỬ</w:t>
+        <w:rPr>
+          <w:b/>
+        </w:rPr>
+        <w:t xml:space="preserve">Lịch sử làng xã ngàn đời: </w:t>
+      </w:r>
+      <w:r>
+        <w:t>Đình Sậy gắn liền với công cuộc khai phá, lập làng và tinh thần chống giặc giữ làng của các thế hệ cư dân vùng Tân Trung xưa.</w:t>
+      </w:r>
+    </w:p>
+    <w:p>
+      <w:pPr>
+        <w:pStyle w:val="ListBullet"/>
+      </w:pPr>
+      <w:r>
+        <w:rPr>
+          <w:b/>
+        </w:rPr>
+        <w:t xml:space="preserve">Xếp hạng di tích: </w:t>
+      </w:r>
+      <w:r>
+        <w:t>Được Chủ tịch UBND tỉnh xếp hạng di tích lịch sử - văn hóa cấp tỉnh theo Quyết định số 2315/QĐ-CT ngày 30/12/2005.</w:t>
       </w:r>
     </w:p>
     <w:p>
       <w:r>
-        <w:t>Ngôi đình làng cổ truyền của thôn Sậy, nơi thờ Đức thánh Cao Sơn, Quý Minh và lưu giữ lễ hội truyền thống, di tích lịch sử - văn hóa cấp tỉnh.</w:t>
+        <w:rPr>
+          <w:b/>
+        </w:rPr>
+        <w:t>V. KIẾN TRÚC VÀ CÔNG TÁC BẢO TỒN</w:t>
       </w:r>
     </w:p>
     <w:p>
       <w:pPr>
-        <w:pStyle w:val="Heading1"/>
+        <w:pStyle w:val="ListBullet"/>
       </w:pPr>
       <w:r>
-        <w:t>III. BÀI THUYẾT MINH CHI TIẾT</w:t>
+        <w:t>Đình mang đậm phong cách kiến trúc thời Nguyễn, tường xây gạch chỉ cổ, mái lợp ngói mũi hài mộc mạc.</w:t>
+      </w:r>
+    </w:p>
+    <w:p>
+      <w:pPr>
+        <w:pStyle w:val="ListBullet"/>
+      </w:pPr>
+      <w:r>
+        <w:t>Bộ vì nóc kết cấu con chồng giá chiêng, bảo tồn bát hương gốm cổ, hoành phi câu đối và các di vật thờ phụng trang trọng.</w:t>
       </w:r>
     </w:p>
     <w:p>
       <w:r>
-        <w:t>Đình Sậy tọa lạc tại thôn Sậy, xã Nhã Nam, tỉnh Bắc Ninh (trước ngày 01/7/2025 thuộc xã Tân Trung, huyện Tân Yên, tỉnh Bắc Giang). Ngôi đình là di sản tâm linh quý giá của bà con thôn Sậy qua nhiều đời.</w:t>
-      </w:r>
-    </w:p>
-    <w:p>
-      <w:pPr>
-        <w:pStyle w:val="Heading2"/>
-      </w:pPr>
-      <w:r>
-        <w:t>IV. Ý NGHĨA LỊCH SỬ VÀ SỰ KIỆN NỔI BẬT</w:t>
+        <w:rPr>
+          <w:b/>
+        </w:rPr>
+        <w:t>VI. GÓC HỌC TẬP</w:t>
       </w:r>
     </w:p>
     <w:p>
       <w:r>
-        <w:t>• Lịch sử làng xã ngàn đời: Đình Sậy gắn liền với công cuộc khai phá, lập làng và tinh thần chống giặc giữ làng của các thế hệ cư dân vùng Tân Trung xưa.</w:t>
-      </w:r>
-    </w:p>
-    <w:p>
-      <w:r>
-        <w:t>• Xếp hạng di tích: Được Chủ tịch UBND tỉnh xếp hạng di tích lịch sử - văn hóa cấp tỉnh theo Quyết định số 2315/QĐ-CT ngày 30/12/2005.</w:t>
-      </w:r>
-    </w:p>
-    <w:p>
-      <w:pPr>
-        <w:pStyle w:val="Heading2"/>
-      </w:pPr>
-      <w:r>
-        <w:t>V. KIẾN TRÚC VÀ CÔNG TÁC BẢO TỒN</w:t>
-      </w:r>
-    </w:p>
-    <w:p>
-      <w:r>
-        <w:t>• Đình mang đậm phong cách kiến trúc thời Nguyễn, tường xây gạch chỉ cổ, mái lợp ngói mũi hài mộc mạc.</w:t>
-      </w:r>
-    </w:p>
-    <w:p>
-      <w:r>
-        <w:t>• Bộ vì nóc kết cấu con chồng giá chiêng, bảo tồn bát hương gốm cổ, hoành phi câu đối và các di vật thờ phụng trang trọng.</w:t>
+        <w:rPr>
+          <w:b w:val="0"/>
+        </w:rPr>
+        <w:t>Đình Sậy là minh chứng sống động cho bản sắc cộng đồng làng quê thanh bình nhưng quật cường của nhân dân xã Nhã Nam.</w:t>
       </w:r>
     </w:p>
     <w:p>
@@ -148,15 +211,10 @@
       </w:pPr>
       <w:r>
         <w:rPr>
-          <w:i/>
-          <w:color w:val="808080"/>
-          <w:sz w:val="18"/>
+          <w:b w:val="0"/>
+          <w:sz w:val="20"/>
         </w:rPr>
-        <w:br/>
-        <w:br/>
-        <w:t>Tư liệu số hóa phục vụ công tác giảng dạy, học tập ngoại khóa và nghiên cứu lịch sử địa phương.</w:t>
-        <w:br/>
-        <w:t>Bản quyền số hóa: Trường THPT Nhã Nam, xã Nhã Nam, tỉnh Bắc Ninh.</w:t>
+        <w:t>Tài liệu tổng hợp phục vụ giảng dạy, học tập ngoại khóa và tìm hiểu lịch sử địa phương. Trường THPT Nhã Nam, xã Nhã Nam, tỉnh Bắc Ninh.</w:t>
       </w:r>
     </w:p>
     <w:sectPr>
@@ -532,6 +590,10 @@
     <w:name w:val="Normal"/>
     <w:qFormat/>
     <w:rsid w:val="00FC693F"/>
+    <w:rPr>
+      <w:rFonts w:ascii="Times New Roman" w:hAnsi="Times New Roman"/>
+      <w:sz w:val="26"/>
+    </w:rPr>
   </w:style>
   <w:style w:type="paragraph" w:styleId="Header">
     <w:name w:val="header"/>
